--- a/checklist/pages/regulamin-kart-podarunkowych/regulamin-kart-podarunkowych.ua.docx
+++ b/checklist/pages/regulamin-kart-podarunkowych/regulamin-kart-podarunkowych.ua.docx
@@ -21,7 +21,7 @@
     </w:p>
     <w:p>
       <w:r>
-        <w:t>La Petite Bloom · LPB Sp. z o.o. · діє з 24.06.2026</w:t>
+        <w:t>La Petite Bloom · LPB Sp. z o.o. · діє з 01.09.2026 · версія 1.0</w:t>
       </w:r>
     </w:p>
     <w:p>
